--- a/Received/lkg/lkg,math.docx
+++ b/Received/lkg/lkg,math.docx
@@ -5868,7 +5868,27 @@
           <w:sz w:val="40"/>
           <w:szCs w:val="40"/>
         </w:rPr>
-        <w:t xml:space="preserve">4. What the number’s name. </w:t>
+        <w:t xml:space="preserve">4. </w:t>
+      </w:r>
+      <w:r>
+        <w:rPr>
+          <w:rFonts w:ascii="Times New Roman" w:hAnsi="Times New Roman" w:cs="Times New Roman"/>
+          <w:b/>
+          <w:bCs/>
+          <w:sz w:val="40"/>
+          <w:szCs w:val="40"/>
+        </w:rPr>
+        <w:t>Write</w:t>
+      </w:r>
+      <w:r>
+        <w:rPr>
+          <w:rFonts w:ascii="Times New Roman" w:hAnsi="Times New Roman" w:cs="Times New Roman"/>
+          <w:b/>
+          <w:bCs/>
+          <w:sz w:val="40"/>
+          <w:szCs w:val="40"/>
+        </w:rPr>
+        <w:t xml:space="preserve"> the numbers name. </w:t>
       </w:r>
       <w:r>
         <w:rPr>
@@ -7014,7 +7034,17 @@
           <w:sz w:val="40"/>
           <w:szCs w:val="40"/>
         </w:rPr>
-        <w:t>What the Devanagari number’s name.</w:t>
+        <w:t>Write</w:t>
+      </w:r>
+      <w:r>
+        <w:rPr>
+          <w:rFonts w:ascii="Times New Roman" w:hAnsi="Times New Roman" w:cs="Times New Roman"/>
+          <w:b/>
+          <w:bCs/>
+          <w:sz w:val="40"/>
+          <w:szCs w:val="40"/>
+        </w:rPr>
+        <w:t xml:space="preserve"> the Devanagari numbers name.</w:t>
       </w:r>
       <w:r>
         <w:rPr>
@@ -8662,7 +8692,16 @@
           <w:szCs w:val="40"/>
           <w:lang w:val="en-US" w:bidi="ne-NP"/>
         </w:rPr>
-        <w:t>26</w:t>
+        <w:t>2</w:t>
+      </w:r>
+      <w:r>
+        <w:rPr>
+          <w:rFonts w:ascii="Times New Roman" w:hAnsi="Times New Roman" w:cs="Times New Roman"/>
+          <w:sz w:val="40"/>
+          <w:szCs w:val="40"/>
+          <w:lang w:val="en-US" w:bidi="ne-NP"/>
+        </w:rPr>
+        <w:t>9</w:t>
       </w:r>
       <w:r>
         <w:rPr>
@@ -8877,7 +8916,16 @@
           <w:szCs w:val="40"/>
           <w:lang w:val="en-US" w:bidi="ne-NP"/>
         </w:rPr>
-        <w:t>31</w:t>
+        <w:t>3</w:t>
+      </w:r>
+      <w:r>
+        <w:rPr>
+          <w:rFonts w:ascii="Times New Roman" w:hAnsi="Times New Roman" w:cs="Times New Roman"/>
+          <w:sz w:val="40"/>
+          <w:szCs w:val="40"/>
+          <w:lang w:val="en-US" w:bidi="ne-NP"/>
+        </w:rPr>
+        <w:t>8</w:t>
       </w:r>
       <w:r>
         <w:rPr>
@@ -9237,7 +9285,7 @@
           <w:szCs w:val="40"/>
           <w:lang w:val="en-US" w:bidi="ne-NP"/>
         </w:rPr>
-        <w:t xml:space="preserve">Write missing </w:t>
+        <w:t xml:space="preserve">Write </w:t>
       </w:r>
       <w:r>
         <w:rPr>
@@ -9248,6 +9296,28 @@
           <w:szCs w:val="40"/>
           <w:lang w:val="en-US" w:bidi="ne-NP"/>
         </w:rPr>
+        <w:t xml:space="preserve">the </w:t>
+      </w:r>
+      <w:r>
+        <w:rPr>
+          <w:rFonts w:ascii="Times New Roman" w:hAnsi="Times New Roman" w:cs="Times New Roman"/>
+          <w:b/>
+          <w:bCs/>
+          <w:sz w:val="40"/>
+          <w:szCs w:val="40"/>
+          <w:lang w:val="en-US" w:bidi="ne-NP"/>
+        </w:rPr>
+        <w:t xml:space="preserve">missing </w:t>
+      </w:r>
+      <w:r>
+        <w:rPr>
+          <w:rFonts w:ascii="Times New Roman" w:hAnsi="Times New Roman" w:cs="Times New Roman"/>
+          <w:b/>
+          <w:bCs/>
+          <w:sz w:val="40"/>
+          <w:szCs w:val="40"/>
+          <w:lang w:val="en-US" w:bidi="ne-NP"/>
+        </w:rPr>
         <w:t>numbers</w:t>
       </w:r>
       <w:r>
@@ -9260,17 +9330,6 @@
           <w:lang w:val="en-US" w:bidi="ne-NP"/>
         </w:rPr>
         <w:t>.</w:t>
-      </w:r>
-      <w:r>
-        <w:rPr>
-          <w:rFonts w:ascii="Times New Roman" w:hAnsi="Times New Roman" w:cs="Times New Roman"/>
-          <w:b/>
-          <w:bCs/>
-          <w:sz w:val="40"/>
-          <w:szCs w:val="40"/>
-          <w:lang w:val="en-US" w:bidi="ne-NP"/>
-        </w:rPr>
-        <w:tab/>
       </w:r>
       <w:r>
         <w:rPr>
@@ -9352,6 +9411,7 @@
     </w:p>
     <w:p>
       <w:pPr>
+        <w:spacing w:line="480" w:lineRule="auto"/>
         <w:rPr>
           <w:rFonts w:ascii="Times New Roman" w:hAnsi="Times New Roman"/>
           <w:sz w:val="24"/>
@@ -9362,6 +9422,7 @@
     </w:p>
     <w:p>
       <w:pPr>
+        <w:spacing w:line="480" w:lineRule="auto"/>
         <w:ind w:firstLine="540"/>
         <w:rPr>
           <w:rFonts w:ascii="Times New Roman" w:hAnsi="Times New Roman"/>
@@ -9500,6 +9561,7 @@
     </w:p>
     <w:p>
       <w:pPr>
+        <w:spacing w:line="480" w:lineRule="auto"/>
         <w:ind w:firstLine="540"/>
         <w:rPr>
           <w:rFonts w:ascii="Times New Roman" w:hAnsi="Times New Roman"/>
@@ -9657,6 +9719,7 @@
     </w:p>
     <w:p>
       <w:pPr>
+        <w:spacing w:line="480" w:lineRule="auto"/>
         <w:ind w:firstLine="540"/>
         <w:rPr>
           <w:rFonts w:ascii="Times New Roman" w:hAnsi="Times New Roman" w:cs="Times New Roman"/>
@@ -9783,6 +9846,7 @@
     </w:p>
     <w:p>
       <w:pPr>
+        <w:spacing w:line="480" w:lineRule="auto"/>
         <w:ind w:firstLine="540"/>
         <w:rPr>
           <w:rFonts w:ascii="Times New Roman" w:hAnsi="Times New Roman" w:cs="Times New Roman"/>
